--- a/lessons/1-2/homework.docx
+++ b/lessons/1-2/homework.docx
@@ -115,7 +115,7 @@
           <wp:inline distT="0" distB="0" distL="0" distR="0">
             <wp:extent cx="1047750" cy="790575"/>
             <wp:effectExtent t="0" r="0" b="0" l="0"/>
-            <wp:docPr id="1" name="" descr="" title=""/>
+            <wp:docPr id="1" name="quantity" descr="Picture illustrating the vocabulary word &quot;quantity&quot;" title="quantity"/>
             <wp:cNvGraphicFramePr>
               <a:graphicFrameLocks xmlns:a="http://schemas.openxmlformats.org/drawingml/2006/main" noChangeAspect="1"/>
             </wp:cNvGraphicFramePr>
@@ -178,7 +178,7 @@
           <wp:inline distT="0" distB="0" distL="0" distR="0">
             <wp:extent cx="1047750" cy="790575"/>
             <wp:effectExtent t="0" r="0" b="0" l="0"/>
-            <wp:docPr id="1" name="" descr="" title=""/>
+            <wp:docPr id="1" name="relationship" descr="Picture illustrating the vocabulary word &quot;relationship&quot;" title="relationship"/>
             <wp:cNvGraphicFramePr>
               <a:graphicFrameLocks xmlns:a="http://schemas.openxmlformats.org/drawingml/2006/main" noChangeAspect="1"/>
             </wp:cNvGraphicFramePr>
@@ -241,7 +241,7 @@
           <wp:inline distT="0" distB="0" distL="0" distR="0">
             <wp:extent cx="1047750" cy="790575"/>
             <wp:effectExtent t="0" r="0" b="0" l="0"/>
-            <wp:docPr id="1" name="" descr="" title=""/>
+            <wp:docPr id="1" name="strategy" descr="Picture illustrating the vocabulary word &quot;strategy&quot;" title="strategy"/>
             <wp:cNvGraphicFramePr>
               <a:graphicFrameLocks xmlns:a="http://schemas.openxmlformats.org/drawingml/2006/main" noChangeAspect="1"/>
             </wp:cNvGraphicFramePr>
@@ -304,7 +304,7 @@
           <wp:inline distT="0" distB="0" distL="0" distR="0">
             <wp:extent cx="1047750" cy="790575"/>
             <wp:effectExtent t="0" r="0" b="0" l="0"/>
-            <wp:docPr id="1" name="" descr="" title=""/>
+            <wp:docPr id="1" name="reasonable" descr="Picture illustrating the vocabulary word &quot;reasonable&quot;" title="reasonable"/>
             <wp:cNvGraphicFramePr>
               <a:graphicFrameLocks xmlns:a="http://schemas.openxmlformats.org/drawingml/2006/main" noChangeAspect="1"/>
             </wp:cNvGraphicFramePr>
@@ -367,7 +367,7 @@
           <wp:inline distT="0" distB="0" distL="0" distR="0">
             <wp:extent cx="1047750" cy="790575"/>
             <wp:effectExtent t="0" r="0" b="0" l="0"/>
-            <wp:docPr id="1" name="" descr="" title=""/>
+            <wp:docPr id="1" name="persevere" descr="Picture illustrating the vocabulary word &quot;persevere&quot;" title="persevere"/>
             <wp:cNvGraphicFramePr>
               <a:graphicFrameLocks xmlns:a="http://schemas.openxmlformats.org/drawingml/2006/main" noChangeAspect="1"/>
             </wp:cNvGraphicFramePr>
@@ -461,31 +461,31 @@
         <w:spacing w:after="40" w:before="0"/>
       </w:pPr>
       <w:r>
-        <w:t xml:space="preserve">     A. 100 + 5.76</w:t>
-      </w:r>
-    </w:p>
-    <w:p>
-      <w:pPr>
-        <w:spacing w:after="40" w:before="0"/>
-      </w:pPr>
-      <w:r>
-        <w:t xml:space="preserve">     B. 100 + 5.076</w:t>
-      </w:r>
-    </w:p>
-    <w:p>
-      <w:pPr>
-        <w:spacing w:after="40" w:before="0"/>
-      </w:pPr>
-      <w:r>
-        <w:t xml:space="preserve">     C. 105 + 7.6</w:t>
-      </w:r>
-    </w:p>
-    <w:p>
-      <w:pPr>
-        <w:spacing w:after="40" w:before="0"/>
-      </w:pPr>
-      <w:r>
-        <w:t xml:space="preserve">     D. 10 + 5.76</w:t>
+        <w:t xml:space="preserve">     A. 10 + 5.76</w:t>
+      </w:r>
+    </w:p>
+    <w:p>
+      <w:pPr>
+        <w:spacing w:after="40" w:before="0"/>
+      </w:pPr>
+      <w:r>
+        <w:t xml:space="preserve">     B. 100 + 5.76</w:t>
+      </w:r>
+    </w:p>
+    <w:p>
+      <w:pPr>
+        <w:spacing w:after="40" w:before="0"/>
+      </w:pPr>
+      <w:r>
+        <w:t xml:space="preserve">     C. 100 + 5.076</w:t>
+      </w:r>
+    </w:p>
+    <w:p>
+      <w:pPr>
+        <w:spacing w:after="40" w:before="0"/>
+      </w:pPr>
+      <w:r>
+        <w:t xml:space="preserve">     D. 105 + 7.6</w:t>
       </w:r>
     </w:p>
     <w:p>
@@ -516,23 +516,23 @@
         <w:spacing w:after="40" w:before="0"/>
       </w:pPr>
       <w:r>
-        <w:t xml:space="preserve">     A. 110 − 4.24</w:t>
-      </w:r>
-    </w:p>
-    <w:p>
-      <w:pPr>
-        <w:spacing w:after="40" w:before="0"/>
-      </w:pPr>
-      <w:r>
-        <w:t xml:space="preserve">     B. 110 − 5.24</w:t>
-      </w:r>
-    </w:p>
-    <w:p>
-      <w:pPr>
-        <w:spacing w:after="40" w:before="0"/>
-      </w:pPr>
-      <w:r>
-        <w:t xml:space="preserve">     C. 106 − 0.34</w:t>
+        <w:t xml:space="preserve">     A. 106 − 0.34</w:t>
+      </w:r>
+    </w:p>
+    <w:p>
+      <w:pPr>
+        <w:spacing w:after="40" w:before="0"/>
+      </w:pPr>
+      <w:r>
+        <w:t xml:space="preserve">     B. 110 − 4.24</w:t>
+      </w:r>
+    </w:p>
+    <w:p>
+      <w:pPr>
+        <w:spacing w:after="40" w:before="0"/>
+      </w:pPr>
+      <w:r>
+        <w:t xml:space="preserve">     C. 110 − 5.24</w:t>
       </w:r>
     </w:p>
     <w:p>
@@ -571,31 +571,31 @@
         <w:spacing w:after="40" w:before="0"/>
       </w:pPr>
       <w:r>
-        <w:t xml:space="preserve">     A. 486 meters</w:t>
-      </w:r>
-    </w:p>
-    <w:p>
-      <w:pPr>
-        <w:spacing w:after="40" w:before="0"/>
-      </w:pPr>
-      <w:r>
-        <w:t xml:space="preserve">     B. 54 meters</w:t>
-      </w:r>
-    </w:p>
-    <w:p>
-      <w:pPr>
-        <w:spacing w:after="40" w:before="0"/>
-      </w:pPr>
-      <w:r>
-        <w:t xml:space="preserve">     C. 4,860 meters</w:t>
-      </w:r>
-    </w:p>
-    <w:p>
-      <w:pPr>
-        <w:spacing w:after="40" w:before="0"/>
-      </w:pPr>
-      <w:r>
-        <w:t xml:space="preserve">     D. 594 meters</w:t>
+        <w:t xml:space="preserve">     A. 54 meters</w:t>
+      </w:r>
+    </w:p>
+    <w:p>
+      <w:pPr>
+        <w:spacing w:after="40" w:before="0"/>
+      </w:pPr>
+      <w:r>
+        <w:t xml:space="preserve">     B. 486 meters</w:t>
+      </w:r>
+    </w:p>
+    <w:p>
+      <w:pPr>
+        <w:spacing w:after="40" w:before="0"/>
+      </w:pPr>
+      <w:r>
+        <w:t xml:space="preserve">     C. 594 meters</w:t>
+      </w:r>
+    </w:p>
+    <w:p>
+      <w:pPr>
+        <w:spacing w:after="40" w:before="0"/>
+      </w:pPr>
+      <w:r>
+        <w:t xml:space="preserve">     D. 4,860 meters</w:t>
       </w:r>
     </w:p>
     <w:p>
@@ -626,31 +626,31 @@
         <w:spacing w:after="40" w:before="0"/>
       </w:pPr>
       <w:r>
-        <w:t xml:space="preserve">     A. 648 meters</w:t>
-      </w:r>
-    </w:p>
-    <w:p>
-      <w:pPr>
-        <w:spacing w:after="40" w:before="0"/>
-      </w:pPr>
-      <w:r>
-        <w:t xml:space="preserve">     B. 450 meters</w:t>
-      </w:r>
-    </w:p>
-    <w:p>
-      <w:pPr>
-        <w:spacing w:after="40" w:before="0"/>
-      </w:pPr>
-      <w:r>
-        <w:t xml:space="preserve">     C. 108 meters</w:t>
-      </w:r>
-    </w:p>
-    <w:p>
-      <w:pPr>
-        <w:spacing w:after="40" w:before="0"/>
-      </w:pPr>
-      <w:r>
-        <w:t xml:space="preserve">     D. 432 meters</w:t>
+        <w:t xml:space="preserve">     A. 108 meters</w:t>
+      </w:r>
+    </w:p>
+    <w:p>
+      <w:pPr>
+        <w:spacing w:after="40" w:before="0"/>
+      </w:pPr>
+      <w:r>
+        <w:t xml:space="preserve">     B. 432 meters</w:t>
+      </w:r>
+    </w:p>
+    <w:p>
+      <w:pPr>
+        <w:spacing w:after="40" w:before="0"/>
+      </w:pPr>
+      <w:r>
+        <w:t xml:space="preserve">     C. 450 meters</w:t>
+      </w:r>
+    </w:p>
+    <w:p>
+      <w:pPr>
+        <w:spacing w:after="40" w:before="0"/>
+      </w:pPr>
+      <w:r>
+        <w:t xml:space="preserve">     D. 648 meters</w:t>
       </w:r>
     </w:p>
     <w:p>
@@ -681,15 +681,15 @@
         <w:spacing w:after="40" w:before="0"/>
       </w:pPr>
       <w:r>
-        <w:t xml:space="preserve">     A. Tokyo, because 6/5 is greater than 1</w:t>
-      </w:r>
-    </w:p>
-    <w:p>
-      <w:pPr>
-        <w:spacing w:after="40" w:before="0"/>
-      </w:pPr>
-      <w:r>
-        <w:t xml:space="preserve">     B. London, because 5/6 has a 6 in it</w:t>
+        <w:t xml:space="preserve">     A. London, because 5/6 has a 6 in it</w:t>
+      </w:r>
+    </w:p>
+    <w:p>
+      <w:pPr>
+        <w:spacing w:after="40" w:before="0"/>
+      </w:pPr>
+      <w:r>
+        <w:t xml:space="preserve">     B. Tokyo, because 6/5 is greater than 1</w:t>
       </w:r>
     </w:p>
     <w:p>
@@ -728,7 +728,7 @@
           <w:b/>
           <w:bCs/>
         </w:rPr>
-        <w:t xml:space="preserve">6. </w:t>
+        <w:t xml:space="preserve">6. Miguel walked 2 miles. Deon walked less than Miguel, and Evelyn walked more than Miguel. Choose possible distances for Deon and Evelyn and explain how you checked both relationships.</w:t>
       </w:r>
     </w:p>
     <w:p>
@@ -792,23 +792,23 @@
         <w:spacing w:after="40" w:before="0"/>
       </w:pPr>
       <w:r>
-        <w:t xml:space="preserve">     A. The answer is unreasonable — 5/6 of 540 must be LESS than 540</w:t>
-      </w:r>
-    </w:p>
-    <w:p>
-      <w:pPr>
-        <w:spacing w:after="40" w:before="0"/>
-      </w:pPr>
-      <w:r>
-        <w:t xml:space="preserve">     B. The answer is fine because it is close to 540</w:t>
-      </w:r>
-    </w:p>
-    <w:p>
-      <w:pPr>
-        <w:spacing w:after="40" w:before="0"/>
-      </w:pPr>
-      <w:r>
-        <w:t xml:space="preserve">     C. The answer is fine because 650 is a bigger number than 5/6</w:t>
+        <w:t xml:space="preserve">     A. The answer is fine because it is close to 540</w:t>
+      </w:r>
+    </w:p>
+    <w:p>
+      <w:pPr>
+        <w:spacing w:after="40" w:before="0"/>
+      </w:pPr>
+      <w:r>
+        <w:t xml:space="preserve">     B. The answer is fine because 650 is a bigger number than 5/6</w:t>
+      </w:r>
+    </w:p>
+    <w:p>
+      <w:pPr>
+        <w:spacing w:after="40" w:before="0"/>
+      </w:pPr>
+      <w:r>
+        <w:t xml:space="preserve">     C. The answer is unreasonable — 5/6 of 540 must be LESS than 540</w:t>
       </w:r>
     </w:p>
     <w:p>
@@ -839,7 +839,7 @@
           <w:b/>
           <w:bCs/>
         </w:rPr>
-        <w:t xml:space="preserve">8. </w:t>
+        <w:t xml:space="preserve">8. The lesson says we check on our progress toward a solution and adjust our plan as needed. Describe one way YOU can check on your progress while solving a problem.</w:t>
       </w:r>
     </w:p>
     <w:p>
@@ -875,6 +875,226 @@
         <w:t xml:space="preserve">______________________________________________________________________</w:t>
       </w:r>
     </w:p>
+    <w:p>
+      <w:pPr>
+        <w:spacing w:after="60" w:before="120"/>
+      </w:pPr>
+      <w:r>
+        <w:rPr>
+          <w:color w:val="BBBBBB"/>
+        </w:rPr>
+        <w:t xml:space="preserve">______________________________________________________________________</w:t>
+      </w:r>
+    </w:p>
+    <w:p>
+      <w:pPr>
+        <w:spacing w:after="80" w:before="0"/>
+      </w:pPr>
+      <w:r>
+        <w:rPr>
+          <w:b/>
+          <w:bCs/>
+        </w:rPr>
+        <w:t xml:space="preserve">9. Compute each building's height as a fraction of 540 meters.</w:t>
+      </w:r>
+    </w:p>
+    <w:tbl>
+      <w:tblPr>
+        <w:tblW w:type="pct" w:w="100%"/>
+        <w:tblBorders>
+          <w:top w:val="single" w:color="auto" w:sz="4"/>
+          <w:left w:val="single" w:color="auto" w:sz="4"/>
+          <w:bottom w:val="single" w:color="auto" w:sz="4"/>
+          <w:right w:val="single" w:color="auto" w:sz="4"/>
+          <w:insideH w:val="single" w:color="auto" w:sz="4"/>
+          <w:insideV w:val="single" w:color="auto" w:sz="4"/>
+        </w:tblBorders>
+      </w:tblPr>
+      <w:tblGrid>
+        <w:gridCol w:w="100"/>
+        <w:gridCol w:w="100"/>
+        <w:gridCol w:w="100"/>
+      </w:tblGrid>
+      <w:tr>
+        <w:trPr>
+          <w:tblHeader/>
+        </w:trPr>
+        <w:tc>
+          <w:tcPr>
+            <w:tcW w:type="pct" w:w="33%"/>
+          </w:tcPr>
+          <w:p>
+            <w:r>
+              <w:rPr>
+                <w:b/>
+                <w:bCs/>
+              </w:rPr>
+              <w:t xml:space="preserve">Building plan</w:t>
+            </w:r>
+          </w:p>
+        </w:tc>
+        <w:tc>
+          <w:tcPr>
+            <w:tcW w:type="pct" w:w="33%"/>
+          </w:tcPr>
+          <w:p>
+            <w:r>
+              <w:rPr>
+                <w:b/>
+                <w:bCs/>
+              </w:rPr>
+              <w:t xml:space="preserve">Fraction of 540 m</w:t>
+            </w:r>
+          </w:p>
+        </w:tc>
+        <w:tc>
+          <w:tcPr>
+            <w:tcW w:type="pct" w:w="33%"/>
+          </w:tcPr>
+          <w:p>
+            <w:r>
+              <w:rPr>
+                <w:b/>
+                <w:bCs/>
+              </w:rPr>
+              <w:t xml:space="preserve">Height (m)</w:t>
+            </w:r>
+          </w:p>
+        </w:tc>
+      </w:tr>
+      <w:tr>
+        <w:tc>
+          <w:tcPr>
+            <w:tcW w:type="pct" w:w="33%"/>
+          </w:tcPr>
+          <w:p>
+            <w:r>
+              <w:rPr>
+                <w:b w:val="false"/>
+                <w:bCs w:val="false"/>
+              </w:rPr>
+              <w:t xml:space="preserve">Rio de Janeiro</w:t>
+            </w:r>
+          </w:p>
+        </w:tc>
+        <w:tc>
+          <w:tcPr>
+            <w:tcW w:type="pct" w:w="33%"/>
+          </w:tcPr>
+          <w:p>
+            <w:r>
+              <w:rPr>
+                <w:b w:val="false"/>
+                <w:bCs w:val="false"/>
+              </w:rPr>
+              <w:t xml:space="preserve">9/10 of 540</w:t>
+            </w:r>
+          </w:p>
+        </w:tc>
+        <w:tc>
+          <w:tcPr>
+            <w:tcW w:type="pct" w:w="33%"/>
+          </w:tcPr>
+          <w:p>
+            <w:r>
+              <w:rPr>
+                <w:b w:val="false"/>
+                <w:bCs w:val="false"/>
+              </w:rPr>
+              <w:t xml:space="preserve"> </w:t>
+            </w:r>
+          </w:p>
+        </w:tc>
+      </w:tr>
+      <w:tr>
+        <w:tc>
+          <w:tcPr>
+            <w:tcW w:type="pct" w:w="33%"/>
+          </w:tcPr>
+          <w:p>
+            <w:r>
+              <w:rPr>
+                <w:b w:val="false"/>
+                <w:bCs w:val="false"/>
+              </w:rPr>
+              <w:t xml:space="preserve">Tokyo</w:t>
+            </w:r>
+          </w:p>
+        </w:tc>
+        <w:tc>
+          <w:tcPr>
+            <w:tcW w:type="pct" w:w="33%"/>
+          </w:tcPr>
+          <w:p>
+            <w:r>
+              <w:rPr>
+                <w:b w:val="false"/>
+                <w:bCs w:val="false"/>
+              </w:rPr>
+              <w:t xml:space="preserve">6/5 of 540</w:t>
+            </w:r>
+          </w:p>
+        </w:tc>
+        <w:tc>
+          <w:tcPr>
+            <w:tcW w:type="pct" w:w="33%"/>
+          </w:tcPr>
+          <w:p>
+            <w:r>
+              <w:rPr>
+                <w:b w:val="false"/>
+                <w:bCs w:val="false"/>
+              </w:rPr>
+              <w:t xml:space="preserve"> </w:t>
+            </w:r>
+          </w:p>
+        </w:tc>
+      </w:tr>
+      <w:tr>
+        <w:tc>
+          <w:tcPr>
+            <w:tcW w:type="pct" w:w="33%"/>
+          </w:tcPr>
+          <w:p>
+            <w:r>
+              <w:rPr>
+                <w:b w:val="false"/>
+                <w:bCs w:val="false"/>
+              </w:rPr>
+              <w:t xml:space="preserve">Prototype</w:t>
+            </w:r>
+          </w:p>
+        </w:tc>
+        <w:tc>
+          <w:tcPr>
+            <w:tcW w:type="pct" w:w="33%"/>
+          </w:tcPr>
+          <w:p>
+            <w:r>
+              <w:rPr>
+                <w:b w:val="false"/>
+                <w:bCs w:val="false"/>
+              </w:rPr>
+              <w:t xml:space="preserve">1/2 of 540</w:t>
+            </w:r>
+          </w:p>
+        </w:tc>
+        <w:tc>
+          <w:tcPr>
+            <w:tcW w:type="pct" w:w="33%"/>
+          </w:tcPr>
+          <w:p>
+            <w:r>
+              <w:rPr>
+                <w:b w:val="false"/>
+                <w:bCs w:val="false"/>
+              </w:rPr>
+              <w:t xml:space="preserve"> </w:t>
+            </w:r>
+          </w:p>
+        </w:tc>
+      </w:tr>
+    </w:tbl>
     <w:p>
       <w:pPr>
         <w:spacing w:after="60" w:before="120"/>
@@ -913,7 +1133,7 @@
           <w:b/>
           <w:bCs/>
         </w:rPr>
-        <w:t xml:space="preserve">1. A. 100 + 5.76</w:t>
+        <w:t xml:space="preserve">1. B. 100 + 5.76</w:t>
       </w:r>
     </w:p>
     <w:p>
@@ -945,7 +1165,7 @@
           <w:b/>
           <w:bCs/>
         </w:rPr>
-        <w:t xml:space="preserve">2. A. 110 − 4.24</w:t>
+        <w:t xml:space="preserve">2. B. 110 − 4.24</w:t>
       </w:r>
     </w:p>
     <w:p>
@@ -977,7 +1197,7 @@
           <w:b/>
           <w:bCs/>
         </w:rPr>
-        <w:t xml:space="preserve">3. A. 486 meters</w:t>
+        <w:t xml:space="preserve">3. B. 486 meters</w:t>
       </w:r>
     </w:p>
     <w:p>
@@ -1009,7 +1229,7 @@
           <w:b/>
           <w:bCs/>
         </w:rPr>
-        <w:t xml:space="preserve">4. A. 648 meters</w:t>
+        <w:t xml:space="preserve">4. D. 648 meters</w:t>
       </w:r>
     </w:p>
     <w:p>
@@ -1041,7 +1261,7 @@
           <w:b/>
           <w:bCs/>
         </w:rPr>
-        <w:t xml:space="preserve">5. A. Tokyo, because 6/5 is greater than 1</w:t>
+        <w:t xml:space="preserve">5. B. Tokyo, because 6/5 is greater than 1</w:t>
       </w:r>
     </w:p>
     <w:p>
@@ -1085,7 +1305,7 @@
           <w:b/>
           <w:bCs/>
         </w:rPr>
-        <w:t xml:space="preserve">7. A. The answer is unreasonable — 5/6 of 540 must be LESS than 540</w:t>
+        <w:t xml:space="preserve">7. C. The answer is unreasonable — 5/6 of 540 must be LESS than 540</w:t>
       </w:r>
     </w:p>
     <w:p>
@@ -1118,6 +1338,50 @@
           <w:bCs/>
         </w:rPr>
         <w:t xml:space="preserve">8. Open response — answers will vary.</w:t>
+      </w:r>
+    </w:p>
+    <w:p>
+      <w:pPr>
+        <w:spacing w:after="40" w:before="0"/>
+      </w:pPr>
+      <w:r>
+        <w:rPr>
+          <w:b/>
+          <w:bCs/>
+        </w:rPr>
+        <w:t xml:space="preserve">9. Compute each building's height as a fraction of 540 meters.</w:t>
+      </w:r>
+    </w:p>
+    <w:p>
+      <w:pPr>
+        <w:spacing w:after="20" w:before="0"/>
+      </w:pPr>
+      <w:r>
+        <w:t xml:space="preserve">      → 486</w:t>
+      </w:r>
+    </w:p>
+    <w:p>
+      <w:pPr>
+        <w:spacing w:after="20" w:before="0"/>
+      </w:pPr>
+      <w:r>
+        <w:t xml:space="preserve">      → 648</w:t>
+      </w:r>
+    </w:p>
+    <w:p>
+      <w:pPr>
+        <w:spacing w:after="20" w:before="0"/>
+      </w:pPr>
+      <w:r>
+        <w:t xml:space="preserve">      → 270</w:t>
+      </w:r>
+    </w:p>
+    <w:p>
+      <w:pPr>
+        <w:spacing w:after="40" w:before="0"/>
+      </w:pPr>
+      <w:r>
+        <w:t xml:space="preserve"/>
       </w:r>
     </w:p>
     <w:sectPr>
@@ -1306,7 +1570,14 @@
 <file path=word/styles.xml><?xml version="1.0" encoding="utf-8"?>
 <w:styles xmlns:mc="http://schemas.openxmlformats.org/markup-compatibility/2006" xmlns:r="http://schemas.openxmlformats.org/officeDocument/2006/relationships" xmlns:w="http://schemas.openxmlformats.org/wordprocessingml/2006/main" xmlns:w14="http://schemas.microsoft.com/office/word/2010/wordml" xmlns:w15="http://schemas.microsoft.com/office/word/2012/wordml" mc:Ignorable="w14 w15">
   <w:docDefaults>
-    <w:rPrDefault/>
+    <w:rPrDefault>
+      <w:rPr>
+        <w:rFonts w:ascii="Arial" w:cs="Arial" w:eastAsia="Arial" w:hAnsi="Arial"/>
+        <w:sz w:val="22"/>
+        <w:szCs w:val="22"/>
+        <w:lang w:val="en-US"/>
+      </w:rPr>
+    </w:rPrDefault>
     <w:pPrDefault/>
   </w:docDefaults>
   <w:style w:type="paragraph" w:styleId="Title">
@@ -1324,10 +1595,16 @@
     <w:basedOn w:val="Normal"/>
     <w:next w:val="Normal"/>
     <w:qFormat/>
+    <w:pPr>
+      <w:keepNext/>
+    </w:pPr>
     <w:rPr>
-      <w:color w:val="2E74B5"/>
-      <w:sz w:val="32"/>
-      <w:szCs w:val="32"/>
+      <w:rFonts w:ascii="Arial" w:cs="Arial" w:eastAsia="Arial" w:hAnsi="Arial"/>
+      <w:b/>
+      <w:bCs/>
+      <w:color w:val="183E56"/>
+      <w:sz w:val="34"/>
+      <w:szCs w:val="34"/>
     </w:rPr>
   </w:style>
   <w:style w:type="paragraph" w:styleId="Heading2">
@@ -1335,8 +1612,14 @@
     <w:basedOn w:val="Normal"/>
     <w:next w:val="Normal"/>
     <w:qFormat/>
+    <w:pPr>
+      <w:keepNext/>
+    </w:pPr>
     <w:rPr>
-      <w:color w:val="2E74B5"/>
+      <w:rFonts w:ascii="Arial" w:cs="Arial" w:eastAsia="Arial" w:hAnsi="Arial"/>
+      <w:b/>
+      <w:bCs/>
+      <w:color w:val="176B70"/>
       <w:sz w:val="26"/>
       <w:szCs w:val="26"/>
     </w:rPr>

--- a/lessons/1-2/homework.docx
+++ b/lessons/1-2/homework.docx
@@ -1106,284 +1106,6 @@
         <w:t xml:space="preserve">______________________________________________________________________</w:t>
       </w:r>
     </w:p>
-    <w:p>
-      <w:r>
-        <w:br w:type="page"/>
-      </w:r>
-    </w:p>
-    <w:p>
-      <w:pPr>
-        <w:pStyle w:val="Heading1"/>
-        <w:spacing w:after="120"/>
-      </w:pPr>
-      <w:r>
-        <w:rPr>
-          <w:b/>
-          <w:bCs/>
-        </w:rPr>
-        <w:t xml:space="preserve">Answer Key (Teacher)</w:t>
-      </w:r>
-    </w:p>
-    <w:p>
-      <w:pPr>
-        <w:spacing w:after="40" w:before="0"/>
-      </w:pPr>
-      <w:r>
-        <w:rPr>
-          <w:b/>
-          <w:bCs/>
-        </w:rPr>
-        <w:t xml:space="preserve">1. B. 100 + 5.76</w:t>
-      </w:r>
-    </w:p>
-    <w:p>
-      <w:pPr>
-        <w:spacing w:after="20" w:before="0"/>
-      </w:pPr>
-      <w:r>
-        <w:t xml:space="preserve">     100 + 5.76 = 105.76. Decomposing means the parts must rebuild the original number exactly.</w:t>
-      </w:r>
-    </w:p>
-    <w:p>
-      <w:pPr>
-        <w:spacing w:after="80" w:before="0"/>
-      </w:pPr>
-      <w:r>
-        <w:rPr>
-          <w:i/>
-          <w:iCs/>
-        </w:rPr>
-        <w:t xml:space="preserve">     Watch for: Expecting a fraction of a number to be bigger than the number — 5/6 × 540 must be LESS than 540 because 5/6 is less than 1; only a fraction greater than 1, like 6/5, makes the product bigger.</w:t>
-      </w:r>
-    </w:p>
-    <w:p>
-      <w:pPr>
-        <w:spacing w:after="40" w:before="0"/>
-      </w:pPr>
-      <w:r>
-        <w:rPr>
-          <w:b/>
-          <w:bCs/>
-        </w:rPr>
-        <w:t xml:space="preserve">2. B. 110 − 4.24</w:t>
-      </w:r>
-    </w:p>
-    <w:p>
-      <w:pPr>
-        <w:spacing w:after="20" w:before="0"/>
-      </w:pPr>
-      <w:r>
-        <w:t xml:space="preserve">     110 − 4.24 = 105.76. A decomposition can use subtraction, not only addition.</w:t>
-      </w:r>
-    </w:p>
-    <w:p>
-      <w:pPr>
-        <w:spacing w:after="80" w:before="0"/>
-      </w:pPr>
-      <w:r>
-        <w:rPr>
-          <w:i/>
-          <w:iCs/>
-        </w:rPr>
-        <w:t xml:space="preserve">     Watch for: Expecting a fraction of a number to be bigger than the number — 5/6 × 540 must be LESS than 540 because 5/6 is less than 1; only a fraction greater than 1, like 6/5, makes the product bigger.</w:t>
-      </w:r>
-    </w:p>
-    <w:p>
-      <w:pPr>
-        <w:spacing w:after="40" w:before="0"/>
-      </w:pPr>
-      <w:r>
-        <w:rPr>
-          <w:b/>
-          <w:bCs/>
-        </w:rPr>
-        <w:t xml:space="preserve">3. B. 486 meters</w:t>
-      </w:r>
-    </w:p>
-    <w:p>
-      <w:pPr>
-        <w:spacing w:after="20" w:before="0"/>
-      </w:pPr>
-      <w:r>
-        <w:t xml:space="preserve">     9/10 × 540: one tenth of 540 is 54, and 9 tenths is 9 × 54 = 486 meters.</w:t>
-      </w:r>
-    </w:p>
-    <w:p>
-      <w:pPr>
-        <w:spacing w:after="80" w:before="0"/>
-      </w:pPr>
-      <w:r>
-        <w:rPr>
-          <w:i/>
-          <w:iCs/>
-        </w:rPr>
-        <w:t xml:space="preserve">     Watch for: Expecting a fraction of a number to be bigger than the number — 5/6 × 540 must be LESS than 540 because 5/6 is less than 1; only a fraction greater than 1, like 6/5, makes the product bigger.</w:t>
-      </w:r>
-    </w:p>
-    <w:p>
-      <w:pPr>
-        <w:spacing w:after="40" w:before="0"/>
-      </w:pPr>
-      <w:r>
-        <w:rPr>
-          <w:b/>
-          <w:bCs/>
-        </w:rPr>
-        <w:t xml:space="preserve">4. D. 648 meters</w:t>
-      </w:r>
-    </w:p>
-    <w:p>
-      <w:pPr>
-        <w:spacing w:after="20" w:before="0"/>
-      </w:pPr>
-      <w:r>
-        <w:t xml:space="preserve">     6/5 × 540: one fifth of 540 is 108, and 6 fifths is 6 × 108 = 648 meters — taller than 540, because 6/5 is greater than 1.</w:t>
-      </w:r>
-    </w:p>
-    <w:p>
-      <w:pPr>
-        <w:spacing w:after="80" w:before="0"/>
-      </w:pPr>
-      <w:r>
-        <w:rPr>
-          <w:i/>
-          <w:iCs/>
-        </w:rPr>
-        <w:t xml:space="preserve">     Watch for: Expecting a fraction of a number to be bigger than the number — 5/6 × 540 must be LESS than 540 because 5/6 is less than 1; only a fraction greater than 1, like 6/5, makes the product bigger.</w:t>
-      </w:r>
-    </w:p>
-    <w:p>
-      <w:pPr>
-        <w:spacing w:after="40" w:before="0"/>
-      </w:pPr>
-      <w:r>
-        <w:rPr>
-          <w:b/>
-          <w:bCs/>
-        </w:rPr>
-        <w:t xml:space="preserve">5. B. Tokyo, because 6/5 is greater than 1</w:t>
-      </w:r>
-    </w:p>
-    <w:p>
-      <w:pPr>
-        <w:spacing w:after="20" w:before="0"/>
-      </w:pPr>
-      <w:r>
-        <w:t xml:space="preserve">     Multiplying 540 by a fraction greater than 1 gives more than 540. Only 6/5 is greater than 1; 5/6 and 9/10 are both less than 1.</w:t>
-      </w:r>
-    </w:p>
-    <w:p>
-      <w:pPr>
-        <w:spacing w:after="80" w:before="0"/>
-      </w:pPr>
-      <w:r>
-        <w:rPr>
-          <w:i/>
-          <w:iCs/>
-        </w:rPr>
-        <w:t xml:space="preserve">     Watch for: Expecting a fraction of a number to be bigger than the number — 5/6 × 540 must be LESS than 540 because 5/6 is less than 1; only a fraction greater than 1, like 6/5, makes the product bigger.</w:t>
-      </w:r>
-    </w:p>
-    <w:p>
-      <w:pPr>
-        <w:spacing w:after="40" w:before="0"/>
-      </w:pPr>
-      <w:r>
-        <w:rPr>
-          <w:b/>
-          <w:bCs/>
-        </w:rPr>
-        <w:t xml:space="preserve">6. Open response — answers will vary.</w:t>
-      </w:r>
-    </w:p>
-    <w:p>
-      <w:pPr>
-        <w:spacing w:after="40" w:before="0"/>
-      </w:pPr>
-      <w:r>
-        <w:rPr>
-          <w:b/>
-          <w:bCs/>
-        </w:rPr>
-        <w:t xml:space="preserve">7. C. The answer is unreasonable — 5/6 of 540 must be LESS than 540</w:t>
-      </w:r>
-    </w:p>
-    <w:p>
-      <w:pPr>
-        <w:spacing w:after="20" w:before="0"/>
-      </w:pPr>
-      <w:r>
-        <w:t xml:space="preserve">     5/6 is less than 1, so 5/6 of 540 must land below 540. Getting 650 means the plan needs adjusting — which is exactly what checking is for.</w:t>
-      </w:r>
-    </w:p>
-    <w:p>
-      <w:pPr>
-        <w:spacing w:after="80" w:before="0"/>
-      </w:pPr>
-      <w:r>
-        <w:rPr>
-          <w:i/>
-          <w:iCs/>
-        </w:rPr>
-        <w:t xml:space="preserve">     Watch for: Expecting a fraction of a number to be bigger than the number — 5/6 × 540 must be LESS than 540 because 5/6 is less than 1; only a fraction greater than 1, like 6/5, makes the product bigger.</w:t>
-      </w:r>
-    </w:p>
-    <w:p>
-      <w:pPr>
-        <w:spacing w:after="40" w:before="0"/>
-      </w:pPr>
-      <w:r>
-        <w:rPr>
-          <w:b/>
-          <w:bCs/>
-        </w:rPr>
-        <w:t xml:space="preserve">8. Open response — answers will vary.</w:t>
-      </w:r>
-    </w:p>
-    <w:p>
-      <w:pPr>
-        <w:spacing w:after="40" w:before="0"/>
-      </w:pPr>
-      <w:r>
-        <w:rPr>
-          <w:b/>
-          <w:bCs/>
-        </w:rPr>
-        <w:t xml:space="preserve">9. Compute each building's height as a fraction of 540 meters.</w:t>
-      </w:r>
-    </w:p>
-    <w:p>
-      <w:pPr>
-        <w:spacing w:after="20" w:before="0"/>
-      </w:pPr>
-      <w:r>
-        <w:t xml:space="preserve">      → 486</w:t>
-      </w:r>
-    </w:p>
-    <w:p>
-      <w:pPr>
-        <w:spacing w:after="20" w:before="0"/>
-      </w:pPr>
-      <w:r>
-        <w:t xml:space="preserve">      → 648</w:t>
-      </w:r>
-    </w:p>
-    <w:p>
-      <w:pPr>
-        <w:spacing w:after="20" w:before="0"/>
-      </w:pPr>
-      <w:r>
-        <w:t xml:space="preserve">      → 270</w:t>
-      </w:r>
-    </w:p>
-    <w:p>
-      <w:pPr>
-        <w:spacing w:after="40" w:before="0"/>
-      </w:pPr>
-      <w:r>
-        <w:t xml:space="preserve"/>
-      </w:r>
-    </w:p>
     <w:sectPr>
       <w:pgSz w:w="11906" w:h="16838" w:orient="portrait"/>
       <w:pgMar w:top="720" w:right="900" w:bottom="720" w:left="900" w:header="708" w:footer="708" w:gutter="0"/>
